--- a/S2:L5/Progetto S2:L5.docx
+++ b/S2:L5/Progetto S2:L5.docx
@@ -7,8 +7,13 @@
         <w:pStyle w:val="Titolo"/>
       </w:pPr>
       <w:r>
-        <w:t>Creazione di una rete segmentata</w:t>
-      </w:r>
+        <w:t xml:space="preserve">Creazione </w:t>
+      </w:r>
+      <w:r>
+        <w:t>di un assistente virtuale</w:t>
+      </w:r>
+      <w:bookmarkStart w:id="0" w:name="_GoBack"/>
+      <w:bookmarkEnd w:id="0"/>
     </w:p>
     <w:sdt>
       <w:sdtPr>
@@ -724,8 +729,6 @@
       <w:r>
         <w:br w:type="page"/>
       </w:r>
-      <w:bookmarkStart w:id="0" w:name="_GoBack"/>
-      <w:bookmarkEnd w:id="0"/>
     </w:p>
     <w:p>
       <w:pPr>
@@ -1906,7 +1909,6 @@
         </w:rPr>
         <w:t xml:space="preserve">Non ho capito. </w:t>
       </w:r>
-      <w:proofErr w:type="spellStart"/>
       <w:r>
         <w:rPr>
           <w:rFonts w:ascii="Menlo" w:eastAsia="Times New Roman" w:hAnsi="Menlo" w:cs="Menlo"/>
@@ -1915,18 +1917,7 @@
           <w:szCs w:val="18"/>
           <w:lang w:eastAsia="it-IT"/>
         </w:rPr>
-        <w:t>Scrivi</w:t>
-      </w:r>
-      <w:proofErr w:type="spellEnd"/>
-      <w:r>
-        <w:rPr>
-          <w:rFonts w:ascii="Menlo" w:eastAsia="Times New Roman" w:hAnsi="Menlo" w:cs="Menlo"/>
-          <w:color w:val="A5D6FF"/>
-          <w:sz w:val="18"/>
-          <w:szCs w:val="18"/>
-          <w:lang w:eastAsia="it-IT"/>
-        </w:rPr>
-        <w:t xml:space="preserve"> data, ora o nome."</w:t>
+        <w:t>Scrivi data, ora o nome."</w:t>
       </w:r>
     </w:p>
     <w:p>
@@ -4327,7 +4318,7 @@
 </file>
 
 <file path=customXml/itemProps1.xml><?xml version="1.0" encoding="utf-8"?>
-<ds:datastoreItem xmlns:ds="http://schemas.openxmlformats.org/officeDocument/2006/customXml" ds:itemID="{6E94176C-42A2-5847-88A3-D09DA8F36000}">
+<ds:datastoreItem xmlns:ds="http://schemas.openxmlformats.org/officeDocument/2006/customXml" ds:itemID="{10838153-0127-DE43-B061-3150582C582A}">
   <ds:schemaRefs>
     <ds:schemaRef ds:uri="http://schemas.openxmlformats.org/officeDocument/2006/bibliography"/>
   </ds:schemaRefs>
